--- a/Bitácora de Desarrollo.docx
+++ b/Bitácora de Desarrollo.docx
@@ -227,28 +227,423 @@
           <w:b/>
           <w:sz w:val="28"/>
         </w:rPr>
-        <w:t>Miércoles</w:t>
-      </w:r>
-      <w:r>
-        <w:rPr>
-          <w:b/>
-          <w:sz w:val="28"/>
-        </w:rPr>
-        <w:t xml:space="preserve"> 0</w:t>
-      </w:r>
-      <w:r>
-        <w:rPr>
-          <w:b/>
-          <w:sz w:val="28"/>
-        </w:rPr>
-        <w:t>3</w:t>
-      </w:r>
-      <w:r>
-        <w:rPr>
-          <w:b/>
-          <w:sz w:val="28"/>
-        </w:rPr>
-        <w:t xml:space="preserve"> de </w:t>
+        <w:t>Miércoles 03 de Junio 2026</w:t>
+      </w:r>
+    </w:p>
+    <w:p>
+      <w:pPr>
+        <w:rPr>
+          <w:sz w:val="24"/>
+        </w:rPr>
+      </w:pPr>
+      <w:r>
+        <w:rPr>
+          <w:sz w:val="24"/>
+        </w:rPr>
+        <w:t xml:space="preserve">Hoy tocaba hacer los Diagramas, hicimos el diagrama UML y diagramas de MySQL. </w:t>
+      </w:r>
+    </w:p>
+    <w:p>
+      <w:pPr>
+        <w:rPr>
+          <w:sz w:val="24"/>
+        </w:rPr>
+      </w:pPr>
+      <w:r>
+        <w:rPr>
+          <w:sz w:val="24"/>
+        </w:rPr>
+        <w:t xml:space="preserve">Estuvimos tratando con ello y tardamos más de lo debido de </w:t>
+      </w:r>
+      <w:r>
+        <w:rPr>
+          <w:sz w:val="24"/>
+        </w:rPr>
+        <w:t>incongruencias</w:t>
+      </w:r>
+      <w:r>
+        <w:rPr>
+          <w:sz w:val="24"/>
+        </w:rPr>
+        <w:t xml:space="preserve"> con la IA.</w:t>
+      </w:r>
+    </w:p>
+    <w:p>
+      <w:pPr>
+        <w:rPr>
+          <w:sz w:val="24"/>
+        </w:rPr>
+      </w:pPr>
+      <w:r>
+        <w:rPr>
+          <w:sz w:val="24"/>
+        </w:rPr>
+        <w:t>Además de eso</w:t>
+      </w:r>
+      <w:r>
+        <w:rPr>
+          <w:sz w:val="24"/>
+        </w:rPr>
+        <w:t xml:space="preserve"> creamos las ramas </w:t>
+      </w:r>
+      <w:proofErr w:type="spellStart"/>
+      <w:r>
+        <w:rPr>
+          <w:sz w:val="24"/>
+        </w:rPr>
+        <w:t>git</w:t>
+      </w:r>
+      <w:proofErr w:type="spellEnd"/>
+      <w:r>
+        <w:rPr>
+          <w:sz w:val="24"/>
+        </w:rPr>
+        <w:t xml:space="preserve"> para cada uno para que podamos ir subiendo nuestras partes del proyecto.</w:t>
+      </w:r>
+    </w:p>
+    <w:p>
+      <w:pPr>
+        <w:rPr>
+          <w:b/>
+          <w:sz w:val="28"/>
+        </w:rPr>
+      </w:pPr>
+      <w:r>
+        <w:rPr>
+          <w:b/>
+          <w:sz w:val="28"/>
+        </w:rPr>
+        <w:t>Jueves 04 de Junio 2026</w:t>
+      </w:r>
+    </w:p>
+    <w:p>
+      <w:pPr>
+        <w:rPr>
+          <w:sz w:val="24"/>
+        </w:rPr>
+      </w:pPr>
+      <w:r>
+        <w:rPr>
+          <w:sz w:val="24"/>
+        </w:rPr>
+        <w:t>Hoy Jesús volvió de las prácticas y pudimos empezar el trabajo para hoy, el cual se en empezar el SCRIPT SQL.</w:t>
+      </w:r>
+    </w:p>
+    <w:p>
+      <w:pPr>
+        <w:rPr>
+          <w:sz w:val="24"/>
+        </w:rPr>
+      </w:pPr>
+      <w:r>
+        <w:rPr>
+          <w:sz w:val="24"/>
+        </w:rPr>
+        <w:t>Antes de nada, le pusimos al día y retocamos el diagrama de la base de datos, para que pudiera ver la idea que teníamos en cuantos a la distribución. Cambiamos a lo largo del día unas cuantas partes. Pero conseguimos terminar el código de la base de datos pensado para hoy.</w:t>
+      </w:r>
+    </w:p>
+    <w:p>
+      <w:pPr>
+        <w:rPr>
+          <w:b/>
+          <w:sz w:val="28"/>
+        </w:rPr>
+      </w:pPr>
+      <w:r>
+        <w:rPr>
+          <w:b/>
+          <w:sz w:val="28"/>
+        </w:rPr>
+        <w:t>Viernes 05 de Junio 2026</w:t>
+      </w:r>
+    </w:p>
+    <w:p>
+      <w:pPr>
+        <w:rPr>
+          <w:sz w:val="24"/>
+        </w:rPr>
+      </w:pPr>
+      <w:r>
+        <w:rPr>
+          <w:sz w:val="24"/>
+        </w:rPr>
+        <w:t>Hoy nos encargamos de empezar el código basado en la programación</w:t>
+      </w:r>
+      <w:r>
+        <w:rPr>
+          <w:sz w:val="24"/>
+        </w:rPr>
+        <w:t>,</w:t>
+      </w:r>
+      <w:r>
+        <w:rPr>
+          <w:sz w:val="24"/>
+        </w:rPr>
+        <w:t xml:space="preserve"> en Java en </w:t>
+      </w:r>
+      <w:r>
+        <w:rPr>
+          <w:sz w:val="24"/>
+        </w:rPr>
+        <w:t xml:space="preserve">el programa </w:t>
+      </w:r>
+      <w:proofErr w:type="spellStart"/>
+      <w:r>
+        <w:rPr>
+          <w:sz w:val="24"/>
+        </w:rPr>
+        <w:t>Intelij</w:t>
+      </w:r>
+      <w:proofErr w:type="spellEnd"/>
+      <w:r>
+        <w:rPr>
+          <w:sz w:val="24"/>
+        </w:rPr>
+        <w:t xml:space="preserve">. Creamos las primeras clases, las excepciones que estaremos usando y programamos la primera página de la aplicación el </w:t>
+      </w:r>
+      <w:proofErr w:type="spellStart"/>
+      <w:r>
+        <w:rPr>
+          <w:sz w:val="24"/>
+        </w:rPr>
+        <w:t>Login</w:t>
+      </w:r>
+      <w:proofErr w:type="spellEnd"/>
+      <w:r>
+        <w:rPr>
+          <w:sz w:val="24"/>
+        </w:rPr>
+        <w:t>.</w:t>
+      </w:r>
+    </w:p>
+    <w:p>
+      <w:pPr>
+        <w:rPr>
+          <w:sz w:val="24"/>
+        </w:rPr>
+      </w:pPr>
+    </w:p>
+    <w:p>
+      <w:pPr>
+        <w:rPr>
+          <w:b/>
+          <w:sz w:val="28"/>
+        </w:rPr>
+      </w:pPr>
+      <w:r>
+        <w:rPr>
+          <w:b/>
+          <w:sz w:val="28"/>
+        </w:rPr>
+        <w:lastRenderedPageBreak/>
+        <w:t>Lunes 08 de Junio 2026</w:t>
+      </w:r>
+    </w:p>
+    <w:p>
+      <w:pPr>
+        <w:rPr>
+          <w:sz w:val="24"/>
+        </w:rPr>
+      </w:pPr>
+      <w:r>
+        <w:rPr>
+          <w:sz w:val="24"/>
+        </w:rPr>
+        <w:t xml:space="preserve">Hoy tocaba encargarnos de la parte gráfica. Con un diseño hecho en </w:t>
+      </w:r>
+      <w:proofErr w:type="spellStart"/>
+      <w:r>
+        <w:rPr>
+          <w:sz w:val="24"/>
+        </w:rPr>
+        <w:t>figma</w:t>
+      </w:r>
+      <w:proofErr w:type="spellEnd"/>
+      <w:r>
+        <w:rPr>
+          <w:sz w:val="24"/>
+        </w:rPr>
+        <w:t xml:space="preserve"> pasamos a </w:t>
+      </w:r>
+      <w:proofErr w:type="spellStart"/>
+      <w:r>
+        <w:rPr>
+          <w:sz w:val="24"/>
+        </w:rPr>
+        <w:t>a</w:t>
+      </w:r>
+      <w:proofErr w:type="spellEnd"/>
+      <w:r>
+        <w:rPr>
+          <w:sz w:val="24"/>
+        </w:rPr>
+        <w:t xml:space="preserve"> </w:t>
+      </w:r>
+      <w:proofErr w:type="spellStart"/>
+      <w:r>
+        <w:rPr>
+          <w:sz w:val="24"/>
+        </w:rPr>
+        <w:t>JavaFX</w:t>
+      </w:r>
+      <w:proofErr w:type="spellEnd"/>
+      <w:r>
+        <w:rPr>
+          <w:sz w:val="24"/>
+        </w:rPr>
+        <w:t xml:space="preserve"> para hacer la interfaz del </w:t>
+      </w:r>
+      <w:proofErr w:type="spellStart"/>
+      <w:r>
+        <w:rPr>
+          <w:sz w:val="24"/>
+        </w:rPr>
+        <w:t>login</w:t>
+      </w:r>
+      <w:proofErr w:type="spellEnd"/>
+      <w:r>
+        <w:rPr>
+          <w:sz w:val="24"/>
+        </w:rPr>
+        <w:t xml:space="preserve">. </w:t>
+      </w:r>
+    </w:p>
+    <w:p>
+      <w:pPr>
+        <w:rPr>
+          <w:sz w:val="24"/>
+        </w:rPr>
+      </w:pPr>
+      <w:r>
+        <w:rPr>
+          <w:sz w:val="24"/>
+        </w:rPr>
+        <w:t xml:space="preserve">Con la aplicación </w:t>
+      </w:r>
+      <w:proofErr w:type="spellStart"/>
+      <w:r>
+        <w:rPr>
+          <w:sz w:val="24"/>
+        </w:rPr>
+        <w:t>sceneBuilder</w:t>
+      </w:r>
+      <w:proofErr w:type="spellEnd"/>
+      <w:r>
+        <w:rPr>
+          <w:sz w:val="24"/>
+        </w:rPr>
+        <w:t xml:space="preserve"> hicimos que se pareciera a una idea similar  a la propuesta</w:t>
+      </w:r>
+      <w:r>
+        <w:rPr>
+          <w:sz w:val="24"/>
+        </w:rPr>
+        <w:t xml:space="preserve"> e intentamos unirlo al programa principal.</w:t>
+      </w:r>
+    </w:p>
+    <w:p>
+      <w:pPr>
+        <w:rPr>
+          <w:b/>
+          <w:sz w:val="28"/>
+        </w:rPr>
+      </w:pPr>
+      <w:r>
+        <w:rPr>
+          <w:b/>
+          <w:sz w:val="28"/>
+        </w:rPr>
+        <w:t>Martes 09 de Junio 2026</w:t>
+      </w:r>
+    </w:p>
+    <w:p>
+      <w:pPr>
+        <w:rPr>
+          <w:sz w:val="24"/>
+        </w:rPr>
+      </w:pPr>
+      <w:r>
+        <w:rPr>
+          <w:sz w:val="24"/>
+        </w:rPr>
+        <w:t xml:space="preserve">Hoy continuamos </w:t>
+      </w:r>
+      <w:proofErr w:type="spellStart"/>
+      <w:r>
+        <w:rPr>
+          <w:sz w:val="24"/>
+        </w:rPr>
+        <w:t>Jesus</w:t>
+      </w:r>
+      <w:proofErr w:type="spellEnd"/>
+      <w:r>
+        <w:rPr>
+          <w:sz w:val="24"/>
+        </w:rPr>
+        <w:t xml:space="preserve"> y Ángel con la interfaz tanto con la base de datos, Yoel estaba con gripe y no pudo venir por lo que no pudimos conectarlo nada al programa.</w:t>
+      </w:r>
+    </w:p>
+    <w:p>
+      <w:pPr>
+        <w:rPr>
+          <w:b/>
+          <w:sz w:val="28"/>
+        </w:rPr>
+      </w:pPr>
+      <w:r>
+        <w:rPr>
+          <w:b/>
+          <w:sz w:val="28"/>
+        </w:rPr>
+        <w:t>Miércoles 10 de Junio 2026</w:t>
+      </w:r>
+    </w:p>
+    <w:p>
+      <w:pPr>
+        <w:rPr>
+          <w:sz w:val="24"/>
+        </w:rPr>
+      </w:pPr>
+      <w:r>
+        <w:rPr>
+          <w:sz w:val="24"/>
+        </w:rPr>
+        <w:t xml:space="preserve">Hoy hicimos la </w:t>
+      </w:r>
+      <w:proofErr w:type="spellStart"/>
+      <w:r>
+        <w:rPr>
+          <w:sz w:val="24"/>
+        </w:rPr>
+        <w:t>landing</w:t>
+      </w:r>
+      <w:proofErr w:type="spellEnd"/>
+      <w:r>
+        <w:rPr>
+          <w:sz w:val="24"/>
+        </w:rPr>
+        <w:t xml:space="preserve"> page para el proyecto, pudo volver Yoel y empezar a unir las partes del proyecto que llevaba retrasadas</w:t>
+      </w:r>
+      <w:r>
+        <w:rPr>
+          <w:sz w:val="24"/>
+        </w:rPr>
+        <w:t>.</w:t>
+      </w:r>
+    </w:p>
+    <w:p>
+      <w:pPr>
+        <w:rPr>
+          <w:b/>
+          <w:sz w:val="28"/>
+        </w:rPr>
+      </w:pPr>
+      <w:r>
+        <w:rPr>
+          <w:b/>
+          <w:sz w:val="28"/>
+        </w:rPr>
+        <w:t xml:space="preserve">Jueves 11 de </w:t>
       </w:r>
       <w:proofErr w:type="gramStart"/>
       <w:r>
@@ -270,438 +665,10 @@
     <w:p>
       <w:pPr>
         <w:rPr>
-          <w:sz w:val="24"/>
-        </w:rPr>
-      </w:pPr>
-      <w:r>
-        <w:rPr>
-          <w:sz w:val="24"/>
-        </w:rPr>
-        <w:t xml:space="preserve">Hoy tocaba hacer los Diagramas, hicimos el diagrama UML y diagramas de MySQL. </w:t>
-      </w:r>
-    </w:p>
-    <w:p>
-      <w:pPr>
-        <w:rPr>
-          <w:sz w:val="24"/>
-        </w:rPr>
-      </w:pPr>
-      <w:r>
-        <w:rPr>
-          <w:sz w:val="24"/>
-        </w:rPr>
-        <w:t xml:space="preserve">Estuvimos tratando con ello y tardamos más de lo debido de </w:t>
-      </w:r>
-      <w:r>
-        <w:rPr>
-          <w:sz w:val="24"/>
-        </w:rPr>
-        <w:t>incongruencias</w:t>
-      </w:r>
-      <w:r>
-        <w:rPr>
-          <w:sz w:val="24"/>
-        </w:rPr>
-        <w:t xml:space="preserve"> con la IA.</w:t>
-      </w:r>
-    </w:p>
-    <w:p>
-      <w:pPr>
-        <w:rPr>
-          <w:sz w:val="24"/>
-        </w:rPr>
-      </w:pPr>
-      <w:r>
-        <w:rPr>
-          <w:sz w:val="24"/>
-        </w:rPr>
-        <w:t>Además de eso</w:t>
-      </w:r>
-      <w:r>
-        <w:rPr>
-          <w:sz w:val="24"/>
-        </w:rPr>
-        <w:t xml:space="preserve"> creamos las ramas </w:t>
-      </w:r>
-      <w:proofErr w:type="spellStart"/>
-      <w:r>
-        <w:rPr>
-          <w:sz w:val="24"/>
-        </w:rPr>
-        <w:t>git</w:t>
-      </w:r>
-      <w:proofErr w:type="spellEnd"/>
-      <w:r>
-        <w:rPr>
-          <w:sz w:val="24"/>
-        </w:rPr>
-        <w:t xml:space="preserve"> para cada uno para que podamos ir subiendo nuestras partes del proyecto.</w:t>
-      </w:r>
-    </w:p>
-    <w:p>
-      <w:pPr>
-        <w:rPr>
-          <w:b/>
-          <w:sz w:val="28"/>
-        </w:rPr>
-      </w:pPr>
-      <w:r>
-        <w:rPr>
-          <w:b/>
-          <w:sz w:val="28"/>
-        </w:rPr>
-        <w:t>Jueves</w:t>
-      </w:r>
-      <w:r>
-        <w:rPr>
-          <w:b/>
-          <w:sz w:val="28"/>
-        </w:rPr>
-        <w:t xml:space="preserve"> 0</w:t>
-      </w:r>
-      <w:r>
-        <w:rPr>
-          <w:b/>
-          <w:sz w:val="28"/>
-        </w:rPr>
-        <w:t>4</w:t>
-      </w:r>
-      <w:r>
-        <w:rPr>
-          <w:b/>
-          <w:sz w:val="28"/>
-        </w:rPr>
-        <w:t xml:space="preserve"> de </w:t>
-      </w:r>
-      <w:proofErr w:type="gramStart"/>
-      <w:r>
-        <w:rPr>
-          <w:b/>
-          <w:sz w:val="28"/>
-        </w:rPr>
-        <w:t>Junio</w:t>
-      </w:r>
-      <w:proofErr w:type="gramEnd"/>
-      <w:r>
-        <w:rPr>
-          <w:b/>
-          <w:sz w:val="28"/>
-        </w:rPr>
-        <w:t xml:space="preserve"> 2026</w:t>
-      </w:r>
-    </w:p>
-    <w:p>
-      <w:pPr>
-        <w:rPr>
-          <w:sz w:val="24"/>
-        </w:rPr>
-      </w:pPr>
-      <w:r>
-        <w:rPr>
-          <w:sz w:val="24"/>
-        </w:rPr>
-        <w:t>Hoy Jesús volvió de las prácticas y pudimos empezar el trabajo para hoy, el cual se en empezar el SCRIPT SQL.</w:t>
-      </w:r>
-    </w:p>
-    <w:p>
-      <w:pPr>
-        <w:rPr>
-          <w:sz w:val="24"/>
-        </w:rPr>
-      </w:pPr>
-      <w:r>
-        <w:rPr>
-          <w:sz w:val="24"/>
-        </w:rPr>
-        <w:t>Antes de nada, le pusimos al día y retocamos el diagrama de la base de datos, para que pudiera ver la idea que teníamos en cuantos a la distribución. Cambiamos a lo largo del día unas cuantas partes. Pero conseguimos terminar el código de la base de datos pensado para hoy.</w:t>
-      </w:r>
-    </w:p>
-    <w:p>
-      <w:pPr>
-        <w:rPr>
-          <w:b/>
-          <w:sz w:val="28"/>
-        </w:rPr>
-      </w:pPr>
-      <w:r>
-        <w:rPr>
-          <w:b/>
-          <w:sz w:val="28"/>
-        </w:rPr>
-        <w:t>Viernes</w:t>
-      </w:r>
-      <w:r>
-        <w:rPr>
-          <w:b/>
-          <w:sz w:val="28"/>
-        </w:rPr>
-        <w:t xml:space="preserve"> 0</w:t>
-      </w:r>
-      <w:r>
-        <w:rPr>
-          <w:b/>
-          <w:sz w:val="28"/>
-        </w:rPr>
-        <w:t>5</w:t>
-      </w:r>
-      <w:r>
-        <w:rPr>
-          <w:b/>
-          <w:sz w:val="28"/>
-        </w:rPr>
-        <w:t xml:space="preserve"> de </w:t>
-      </w:r>
-      <w:proofErr w:type="gramStart"/>
-      <w:r>
-        <w:rPr>
-          <w:b/>
-          <w:sz w:val="28"/>
-        </w:rPr>
-        <w:t>Junio</w:t>
-      </w:r>
-      <w:proofErr w:type="gramEnd"/>
-      <w:r>
-        <w:rPr>
-          <w:b/>
-          <w:sz w:val="28"/>
-        </w:rPr>
-        <w:t xml:space="preserve"> 2026</w:t>
-      </w:r>
-    </w:p>
-    <w:p>
-      <w:pPr>
-        <w:rPr>
-          <w:sz w:val="24"/>
-        </w:rPr>
-      </w:pPr>
-      <w:r>
-        <w:rPr>
-          <w:sz w:val="24"/>
-        </w:rPr>
-        <w:t>Hoy nos encargamos de empezar el código basado en la programación</w:t>
-      </w:r>
-      <w:r>
-        <w:rPr>
-          <w:sz w:val="24"/>
-        </w:rPr>
-        <w:t>,</w:t>
-      </w:r>
-      <w:r>
-        <w:rPr>
-          <w:sz w:val="24"/>
-        </w:rPr>
-        <w:t xml:space="preserve"> en Java en </w:t>
-      </w:r>
-      <w:r>
-        <w:rPr>
-          <w:sz w:val="24"/>
-        </w:rPr>
-        <w:t xml:space="preserve">el programa </w:t>
-      </w:r>
-      <w:proofErr w:type="spellStart"/>
-      <w:r>
-        <w:rPr>
-          <w:sz w:val="24"/>
-        </w:rPr>
-        <w:t>Intelij</w:t>
-      </w:r>
-      <w:proofErr w:type="spellEnd"/>
-      <w:r>
-        <w:rPr>
-          <w:sz w:val="24"/>
-        </w:rPr>
-        <w:t xml:space="preserve">. Creamos las primeras clases, las excepciones que estaremos usando y programamos la primera página de la aplicación el </w:t>
-      </w:r>
-      <w:proofErr w:type="spellStart"/>
-      <w:r>
-        <w:rPr>
-          <w:sz w:val="24"/>
-        </w:rPr>
-        <w:t>Login</w:t>
-      </w:r>
-      <w:proofErr w:type="spellEnd"/>
-      <w:r>
-        <w:rPr>
-          <w:sz w:val="24"/>
-        </w:rPr>
-        <w:t>.</w:t>
-      </w:r>
-    </w:p>
-    <w:p>
-      <w:pPr>
-        <w:rPr>
-          <w:sz w:val="24"/>
-        </w:rPr>
-      </w:pPr>
-    </w:p>
-    <w:p>
-      <w:pPr>
-        <w:rPr>
-          <w:b/>
-          <w:sz w:val="28"/>
-        </w:rPr>
-      </w:pPr>
-      <w:r>
-        <w:rPr>
-          <w:b/>
-          <w:sz w:val="28"/>
-        </w:rPr>
-        <w:lastRenderedPageBreak/>
-        <w:t>Lunes</w:t>
-      </w:r>
-      <w:r>
-        <w:rPr>
-          <w:b/>
-          <w:sz w:val="28"/>
-        </w:rPr>
-        <w:t xml:space="preserve"> 0</w:t>
-      </w:r>
-      <w:r>
-        <w:rPr>
-          <w:b/>
-          <w:sz w:val="28"/>
-        </w:rPr>
-        <w:t>8</w:t>
-      </w:r>
-      <w:r>
-        <w:rPr>
-          <w:b/>
-          <w:sz w:val="28"/>
-        </w:rPr>
-        <w:t xml:space="preserve"> de </w:t>
-      </w:r>
-      <w:proofErr w:type="gramStart"/>
-      <w:r>
-        <w:rPr>
-          <w:b/>
-          <w:sz w:val="28"/>
-        </w:rPr>
-        <w:t>Junio</w:t>
-      </w:r>
-      <w:proofErr w:type="gramEnd"/>
-      <w:r>
-        <w:rPr>
-          <w:b/>
-          <w:sz w:val="28"/>
-        </w:rPr>
-        <w:t xml:space="preserve"> 2026</w:t>
-      </w:r>
-    </w:p>
-    <w:p>
-      <w:pPr>
-        <w:rPr>
-          <w:sz w:val="24"/>
-        </w:rPr>
-      </w:pPr>
-      <w:r>
-        <w:rPr>
-          <w:sz w:val="24"/>
-        </w:rPr>
-        <w:t xml:space="preserve">Hoy tocaba encargarnos de la parte gráfica. Con un diseño hecho en </w:t>
-      </w:r>
-      <w:proofErr w:type="spellStart"/>
-      <w:r>
-        <w:rPr>
-          <w:sz w:val="24"/>
-        </w:rPr>
-        <w:t>figma</w:t>
-      </w:r>
-      <w:proofErr w:type="spellEnd"/>
-      <w:r>
-        <w:rPr>
-          <w:sz w:val="24"/>
-        </w:rPr>
-        <w:t xml:space="preserve"> pasamos a </w:t>
-      </w:r>
-      <w:proofErr w:type="spellStart"/>
-      <w:r>
-        <w:rPr>
-          <w:sz w:val="24"/>
-        </w:rPr>
-        <w:t>a</w:t>
-      </w:r>
-      <w:proofErr w:type="spellEnd"/>
-      <w:r>
-        <w:rPr>
-          <w:sz w:val="24"/>
-        </w:rPr>
-        <w:t xml:space="preserve"> </w:t>
-      </w:r>
-      <w:proofErr w:type="spellStart"/>
-      <w:r>
-        <w:rPr>
-          <w:sz w:val="24"/>
-        </w:rPr>
-        <w:t>JavaFX</w:t>
-      </w:r>
-      <w:proofErr w:type="spellEnd"/>
-      <w:r>
-        <w:rPr>
-          <w:sz w:val="24"/>
-        </w:rPr>
-        <w:t xml:space="preserve"> para hacer la interfaz del </w:t>
-      </w:r>
-      <w:proofErr w:type="spellStart"/>
-      <w:r>
-        <w:rPr>
-          <w:sz w:val="24"/>
-        </w:rPr>
-        <w:t>login</w:t>
-      </w:r>
-      <w:proofErr w:type="spellEnd"/>
-      <w:r>
-        <w:rPr>
-          <w:sz w:val="24"/>
-        </w:rPr>
-        <w:t xml:space="preserve">. </w:t>
-      </w:r>
-    </w:p>
-    <w:p>
-      <w:pPr>
-        <w:rPr>
-          <w:sz w:val="24"/>
-        </w:rPr>
-      </w:pPr>
-      <w:r>
-        <w:rPr>
-          <w:sz w:val="24"/>
-        </w:rPr>
-        <w:t xml:space="preserve">Con la aplicación </w:t>
-      </w:r>
-      <w:proofErr w:type="spellStart"/>
-      <w:r>
-        <w:rPr>
-          <w:sz w:val="24"/>
-        </w:rPr>
-        <w:t>sceneBuilder</w:t>
-      </w:r>
-      <w:proofErr w:type="spellEnd"/>
-      <w:r>
-        <w:rPr>
-          <w:sz w:val="24"/>
-        </w:rPr>
-        <w:t xml:space="preserve"> hicimos que se pareciera a una idea </w:t>
-      </w:r>
-      <w:proofErr w:type="gramStart"/>
-      <w:r>
-        <w:rPr>
-          <w:sz w:val="24"/>
-        </w:rPr>
-        <w:t>similar  a</w:t>
-      </w:r>
-      <w:proofErr w:type="gramEnd"/>
-      <w:r>
-        <w:rPr>
-          <w:sz w:val="24"/>
-        </w:rPr>
-        <w:t xml:space="preserve"> la propuesta</w:t>
-      </w:r>
-      <w:r>
-        <w:rPr>
-          <w:sz w:val="24"/>
-        </w:rPr>
-        <w:t xml:space="preserve"> e intentamos unirlo al programa principal.</w:t>
-      </w:r>
+          <w:b/>
+          <w:sz w:val="28"/>
+        </w:rPr>
+      </w:pPr>
       <w:bookmarkStart w:id="0" w:name="_GoBack"/>
       <w:bookmarkEnd w:id="0"/>
     </w:p>
@@ -717,177 +684,7 @@
           <w:b/>
           <w:sz w:val="28"/>
         </w:rPr>
-        <w:t>Martes 0</w:t>
-      </w:r>
-      <w:r>
-        <w:rPr>
-          <w:b/>
-          <w:sz w:val="28"/>
-        </w:rPr>
-        <w:t>9</w:t>
-      </w:r>
-      <w:r>
-        <w:rPr>
-          <w:b/>
-          <w:sz w:val="28"/>
-        </w:rPr>
-        <w:t xml:space="preserve"> de </w:t>
-      </w:r>
-      <w:proofErr w:type="gramStart"/>
-      <w:r>
-        <w:rPr>
-          <w:b/>
-          <w:sz w:val="28"/>
-        </w:rPr>
-        <w:t>Junio</w:t>
-      </w:r>
-      <w:proofErr w:type="gramEnd"/>
-      <w:r>
-        <w:rPr>
-          <w:b/>
-          <w:sz w:val="28"/>
-        </w:rPr>
-        <w:t xml:space="preserve"> 2026</w:t>
-      </w:r>
-    </w:p>
-    <w:p>
-      <w:pPr>
-        <w:rPr>
-          <w:b/>
-          <w:sz w:val="28"/>
-        </w:rPr>
-      </w:pPr>
-      <w:r>
-        <w:rPr>
-          <w:b/>
-          <w:sz w:val="28"/>
-        </w:rPr>
-        <w:t>Miércoles</w:t>
-      </w:r>
-      <w:r>
-        <w:rPr>
-          <w:b/>
-          <w:sz w:val="28"/>
-        </w:rPr>
-        <w:t xml:space="preserve"> </w:t>
-      </w:r>
-      <w:r>
-        <w:rPr>
-          <w:b/>
-          <w:sz w:val="28"/>
-        </w:rPr>
-        <w:t>10</w:t>
-      </w:r>
-      <w:r>
-        <w:rPr>
-          <w:b/>
-          <w:sz w:val="28"/>
-        </w:rPr>
-        <w:t xml:space="preserve"> de </w:t>
-      </w:r>
-      <w:proofErr w:type="gramStart"/>
-      <w:r>
-        <w:rPr>
-          <w:b/>
-          <w:sz w:val="28"/>
-        </w:rPr>
-        <w:t>Junio</w:t>
-      </w:r>
-      <w:proofErr w:type="gramEnd"/>
-      <w:r>
-        <w:rPr>
-          <w:b/>
-          <w:sz w:val="28"/>
-        </w:rPr>
-        <w:t xml:space="preserve"> 2026</w:t>
-      </w:r>
-    </w:p>
-    <w:p>
-      <w:pPr>
-        <w:rPr>
-          <w:b/>
-          <w:sz w:val="28"/>
-        </w:rPr>
-      </w:pPr>
-      <w:r>
-        <w:rPr>
-          <w:b/>
-          <w:sz w:val="28"/>
-        </w:rPr>
-        <w:t>Jueves</w:t>
-      </w:r>
-      <w:r>
-        <w:rPr>
-          <w:b/>
-          <w:sz w:val="28"/>
-        </w:rPr>
-        <w:t xml:space="preserve"> 1</w:t>
-      </w:r>
-      <w:r>
-        <w:rPr>
-          <w:b/>
-          <w:sz w:val="28"/>
-        </w:rPr>
-        <w:t>1</w:t>
-      </w:r>
-      <w:r>
-        <w:rPr>
-          <w:b/>
-          <w:sz w:val="28"/>
-        </w:rPr>
-        <w:t xml:space="preserve"> de </w:t>
-      </w:r>
-      <w:proofErr w:type="gramStart"/>
-      <w:r>
-        <w:rPr>
-          <w:b/>
-          <w:sz w:val="28"/>
-        </w:rPr>
-        <w:t>Junio</w:t>
-      </w:r>
-      <w:proofErr w:type="gramEnd"/>
-      <w:r>
-        <w:rPr>
-          <w:b/>
-          <w:sz w:val="28"/>
-        </w:rPr>
-        <w:t xml:space="preserve"> 2026</w:t>
-      </w:r>
-    </w:p>
-    <w:p>
-      <w:pPr>
-        <w:rPr>
-          <w:b/>
-          <w:sz w:val="28"/>
-        </w:rPr>
-      </w:pPr>
-      <w:r>
-        <w:rPr>
-          <w:b/>
-          <w:sz w:val="28"/>
-        </w:rPr>
-        <w:t>Viernes</w:t>
-      </w:r>
-      <w:r>
-        <w:rPr>
-          <w:b/>
-          <w:sz w:val="28"/>
-        </w:rPr>
-        <w:t xml:space="preserve"> 1</w:t>
-      </w:r>
-      <w:r>
-        <w:rPr>
-          <w:b/>
-          <w:sz w:val="28"/>
-        </w:rPr>
-        <w:t>2</w:t>
-      </w:r>
-      <w:r>
-        <w:rPr>
-          <w:b/>
-          <w:sz w:val="28"/>
-        </w:rPr>
-        <w:t xml:space="preserve"> de </w:t>
+        <w:t xml:space="preserve">Viernes 12 de </w:t>
       </w:r>
       <w:proofErr w:type="gramStart"/>
       <w:r>
